--- a/soft-tenancy/confluence/06-pyroscope.docx
+++ b/soft-tenancy/confluence/06-pyroscope.docx
@@ -59,7 +59,7 @@
         <w:t xml:space="preserve">Per-tenant observability: the basics</w:t>
       </w:r>
       <w:r>
-        <w:t xml:space="preserve"> first: it explains the read gateway, the collectors and the Grafana organizations that every backend relies on.</w:t>
+        <w:t xml:space="preserve"> first: it explains the read gateway and its views, the collectors and the Grafana organizations that every backend relies on.</w:t>
       </w:r>
     </w:p>
     <w:p>
@@ -632,7 +632,7 @@
       <w:r>
         <w:drawing>
           <wp:inline distT="0" distB="0" distL="0" distR="0">
-            <wp:extent cx="6191250" cy="3486150"/>
+            <wp:extent cx="6191250" cy="3743325"/>
             <wp:effectExtent t="0" r="0" b="0" l="0"/>
             <wp:docPr id="1" name="pyroscope-flow" descr="Alloy pushes profiles into Pyroscope; obs-gateway reads them for Grafana" title="Alloy pushes profiles into Pyroscope; obs-gateway reads them for Grafana"/>
             <wp:cNvGraphicFramePr>
@@ -663,7 +663,7 @@
                   <pic:spPr bwMode="auto">
                     <a:xfrm>
                       <a:off x="0" y="0"/>
-                      <a:ext cx="6191250" cy="3486150"/>
+                      <a:ext cx="6191250" cy="3743325"/>
                     </a:xfrm>
                     <a:prstGeom prst="rect">
                       <a:avLst/>
@@ -729,7 +729,7 @@
         <w:t xml:space="preserve">Reads:</w:t>
       </w:r>
       <w:r>
-        <w:t xml:space="preserve"> only obs-gateway (kgateway) on port 4040, and only the querier API.</w:t>
+        <w:t xml:space="preserve"> only obs-gateway (kgateway), and only the querier API, for one tenant at a time.</w:t>
       </w:r>
     </w:p>
     <w:p>
@@ -769,7 +769,7 @@
       <w:r>
         <w:drawing>
           <wp:inline distT="0" distB="0" distL="0" distR="0">
-            <wp:extent cx="6191250" cy="2771775"/>
+            <wp:extent cx="6191250" cy="3228975"/>
             <wp:effectExtent t="0" r="0" b="0" l="0"/>
             <wp:docPr id="1" name="pyroscope-inside" descr="Pyroscope keeps a separate space per X-Scope-OrgID; requests without the header are refused" title="Pyroscope keeps a separate space per X-Scope-OrgID; requests without the header are refused"/>
             <wp:cNvGraphicFramePr>
@@ -800,7 +800,7 @@
                   <pic:spPr bwMode="auto">
                     <a:xfrm>
                       <a:off x="0" y="0"/>
-                      <a:ext cx="6191250" cy="2771775"/>
+                      <a:ext cx="6191250" cy="3228975"/>
                     </a:xfrm>
                     <a:prstGeom prst="rect">
                       <a:avLst/>
@@ -885,7 +885,114 @@
         <w:spacing w:after="140"/>
       </w:pPr>
       <w:r>
-        <w:t xml:space="preserve">Each tenant's profiles are stored, limited and queried separately; a query only reads the tenant it names.</w:t>
+        <w:t xml:space="preserve">Each tenant's profiles are stored, limited and queried separately; a query only reads the tenant it names. Unlike Loki, Mimir and Tempo, Pyroscope takes </w:t>
+      </w:r>
+      <w:r>
+        <w:rPr>
+          <w:b/>
+          <w:bCs/>
+        </w:rPr>
+        <w:t xml:space="preserve">one</w:t>
+      </w:r>
+      <w:r>
+        <w:t xml:space="preserve"> tenant per request: </w:t>
+      </w:r>
+      <w:r>
+        <w:rPr>
+          <w:rFonts w:ascii="Consolas" w:cs="Consolas" w:eastAsia="Consolas" w:hAnsi="Consolas"/>
+          <w:sz w:val="19"/>
+          <w:szCs w:val="19"/>
+        </w:rPr>
+        <w:t xml:space="preserve">tenant-a|tenant-c</w:t>
+      </w:r>
+      <w:r>
+        <w:t xml:space="preserve"> is refused. So the gateway gives a Grafana org one path per tenant it may see, and the org gets one Pyroscope data source per tenant.</w:t>
+      </w:r>
+    </w:p>
+    <w:p>
+      <w:pPr>
+        <w:pBdr>
+          <w:left w:val="single" w:color="2E5C8A" w:sz="24" w:space="8"/>
+        </w:pBdr>
+        <w:shd w:fill="EEF4FB" w:color="auto" w:val="clear"/>
+        <w:spacing w:after="220" w:before="120"/>
+        <w:ind w:left="180" w:right="120"/>
+      </w:pPr>
+      <w:r>
+        <w:rPr>
+          <w:b/>
+          <w:bCs/>
+          <w:color w:val="2E5C8A"/>
+        </w:rPr>
+        <w:t xml:space="preserve">Our tenants  </w:t>
+      </w:r>
+      <w:r>
+        <w:t xml:space="preserve">Our lab has tenants a, b and c. Each Grafana org reads through its own </w:t>
+      </w:r>
+      <w:r>
+        <w:rPr>
+          <w:b/>
+          <w:bCs/>
+        </w:rPr>
+        <w:t xml:space="preserve">view</w:t>
+      </w:r>
+      <w:r>
+        <w:t xml:space="preserve"> on the gateway: </w:t>
+      </w:r>
+      <w:r>
+        <w:rPr>
+          <w:rFonts w:ascii="Consolas" w:cs="Consolas" w:eastAsia="Consolas" w:hAnsi="Consolas"/>
+          <w:sz w:val="19"/>
+          <w:szCs w:val="19"/>
+        </w:rPr>
+        <w:t xml:space="preserve">/tenant-a/</w:t>
+      </w:r>
+      <w:r>
+        <w:t xml:space="preserve"> asks for </w:t>
+      </w:r>
+      <w:r>
+        <w:rPr>
+          <w:rFonts w:ascii="Consolas" w:cs="Consolas" w:eastAsia="Consolas" w:hAnsi="Consolas"/>
+          <w:sz w:val="19"/>
+          <w:szCs w:val="19"/>
+        </w:rPr>
+        <w:t xml:space="preserve">tenant-a|tenant-c</w:t>
+      </w:r>
+      <w:r>
+        <w:t xml:space="preserve"> (tenant a uses tenant c's services), </w:t>
+      </w:r>
+      <w:r>
+        <w:rPr>
+          <w:rFonts w:ascii="Consolas" w:cs="Consolas" w:eastAsia="Consolas" w:hAnsi="Consolas"/>
+          <w:sz w:val="19"/>
+          <w:szCs w:val="19"/>
+        </w:rPr>
+        <w:t xml:space="preserve">/tenant-b/</w:t>
+      </w:r>
+      <w:r>
+        <w:t xml:space="preserve"> for tenant-b, </w:t>
+      </w:r>
+      <w:r>
+        <w:rPr>
+          <w:rFonts w:ascii="Consolas" w:cs="Consolas" w:eastAsia="Consolas" w:hAnsi="Consolas"/>
+          <w:sz w:val="19"/>
+          <w:szCs w:val="19"/>
+        </w:rPr>
+        <w:t xml:space="preserve">/tenant-c/</w:t>
+      </w:r>
+      <w:r>
+        <w:t xml:space="preserve"> for tenant-c, and </w:t>
+      </w:r>
+      <w:r>
+        <w:rPr>
+          <w:rFonts w:ascii="Consolas" w:cs="Consolas" w:eastAsia="Consolas" w:hAnsi="Consolas"/>
+          <w:sz w:val="19"/>
+          <w:szCs w:val="19"/>
+        </w:rPr>
+        <w:t xml:space="preserve">/platform/</w:t>
+      </w:r>
+      <w:r>
+        <w:t xml:space="preserve"> for everything.</w:t>
       </w:r>
     </w:p>
     <w:p>
@@ -1258,7 +1365,29 @@
         <w:t xml:space="preserve">Pyroscope</w:t>
       </w:r>
       <w:r>
-        <w:t xml:space="preserve"> data source → obs-gateway port 4040, with the tenant's key → Pyroscope.</w:t>
+        <w:t xml:space="preserve"> data sources → one path per tenant on that org's view (</w:t>
+      </w:r>
+      <w:r>
+        <w:rPr>
+          <w:rFonts w:ascii="Consolas" w:cs="Consolas" w:eastAsia="Consolas" w:hAnsi="Consolas"/>
+          <w:sz w:val="19"/>
+          <w:szCs w:val="19"/>
+        </w:rPr>
+        <w:t xml:space="preserve">/tenant-a/pyroscope/tenant-a/</w:t>
+      </w:r>
+      <w:r>
+        <w:t xml:space="preserve">, </w:t>
+      </w:r>
+      <w:r>
+        <w:rPr>
+          <w:rFonts w:ascii="Consolas" w:cs="Consolas" w:eastAsia="Consolas" w:hAnsi="Consolas"/>
+          <w:sz w:val="19"/>
+          <w:szCs w:val="19"/>
+        </w:rPr>
+        <w:t xml:space="preserve">/tenant-a/pyroscope/tenant-c/</w:t>
+      </w:r>
+      <w:r>
+        <w:t xml:space="preserve">, opened by Tenant A's key) → Pyroscope.</w:t>
       </w:r>
     </w:p>
     <w:tbl>
@@ -1354,7 +1483,7 @@
                 <w:sz w:val="19"/>
                 <w:szCs w:val="19"/>
               </w:rPr>
-              <w:t xml:space="preserve">/querier.v1.QuerierService/*</w:t>
+              <w:t xml:space="preserve">/&lt;view&gt;/pyroscope/&lt;tenant&gt;/querier.v1.QuerierService/*</w:t>
             </w:r>
             <w:r>
               <w:t xml:space="preserve"> (profile types, label names and values, flame graphs, series, diffs)</w:t>
@@ -1376,7 +1505,7 @@
               <w:spacing w:after="0"/>
             </w:pPr>
             <w:r>
-              <w:t xml:space="preserve">forwarded, as the tenant the key belongs to</w:t>
+              <w:t xml:space="preserve">forwarded, as that one tenant</w:t>
             </w:r>
           </w:p>
         </w:tc>
@@ -1400,7 +1529,7 @@
               <w:spacing w:after="0"/>
             </w:pPr>
             <w:r>
-              <w:t xml:space="preserve">the push API</w:t>
+              <w:t xml:space="preserve">a tenant the view doesn't cover</w:t>
             </w:r>
           </w:p>
         </w:tc>
@@ -1419,7 +1548,7 @@
               <w:spacing w:after="0"/>
             </w:pPr>
             <w:r>
-              <w:t xml:space="preserve">404</w:t>
+              <w:t xml:space="preserve">404: there is no such path</w:t>
             </w:r>
           </w:p>
         </w:tc>
@@ -1443,7 +1572,7 @@
               <w:spacing w:after="0"/>
             </w:pPr>
             <w:r>
-              <w:t xml:space="preserve">Pyroscope's own web UI (</w:t>
+              <w:t xml:space="preserve">the push API, Pyroscope's own web UI (</w:t>
             </w:r>
             <w:r>
               <w:rPr>
@@ -1505,7 +1634,7 @@
               <w:spacing w:after="0"/>
             </w:pPr>
             <w:r>
-              <w:t xml:space="preserve">no key, or an unknown one</w:t>
+              <w:t xml:space="preserve">no key, or a key for another view</w:t>
             </w:r>
           </w:p>
         </w:tc>
@@ -1551,7 +1680,7 @@
         <w:t xml:space="preserve">grafana-pyroscope-datasource</w:t>
       </w:r>
       <w:r>
-        <w:t xml:space="preserve">, and its URL is the gateway on port 4040. The link from traces lives in the Tempo data source: </w:t>
+        <w:t xml:space="preserve">, and its URL is one tenant's path on the org's view. Tenant A's org has two: "Pyroscope" (tenant-a) and "Pyroscope (tenant-c)". The link from traces lives in the Tempo data source: </w:t>
       </w:r>
       <w:r>
         <w:rPr>
@@ -1584,7 +1713,17 @@
         <w:t xml:space="preserve">service_name</w:t>
       </w:r>
       <w:r>
-        <w:t xml:space="preserve"> and opens the CPU profile.</w:t>
+        <w:t xml:space="preserve"> and opens the CPU profile in the org's </w:t>
+      </w:r>
+      <w:r>
+        <w:rPr>
+          <w:b/>
+          <w:bCs/>
+        </w:rPr>
+        <w:t xml:space="preserve">own</w:t>
+      </w:r>
+      <w:r>
+        <w:t xml:space="preserve"> tenant, so a span from tenant c leads nowhere; open "Pyroscope (tenant-c)" instead.</w:t>
       </w:r>
     </w:p>
     <w:p>
@@ -2274,7 +2413,7 @@
                 <w:sz w:val="19"/>
                 <w:szCs w:val="19"/>
               </w:rPr>
-              <w:t xml:space="preserve">07-read-gateway/gateway.yaml</w:t>
+              <w:t xml:space="preserve">07-read-gateway/views.yaml</w:t>
             </w:r>
           </w:p>
         </w:tc>
@@ -2293,7 +2432,7 @@
               <w:spacing w:after="0"/>
             </w:pPr>
             <w:r>
-              <w:t xml:space="preserve">obs-gateway, port 4040</w:t>
+              <w:t xml:space="preserve">the views, and which key opens each</w:t>
             </w:r>
           </w:p>
         </w:tc>
@@ -3496,7 +3635,7 @@
               <w:spacing w:after="0"/>
             </w:pPr>
             <w:r>
-              <w:t xml:space="preserve">tenant-a lists the namespaces it has profiles for</w:t>
+              <w:t xml:space="preserve">Tenant A's view, tenant-a path</w:t>
             </w:r>
           </w:p>
         </w:tc>
@@ -3515,7 +3654,7 @@
               <w:spacing w:after="0"/>
             </w:pPr>
             <w:r>
-              <w:t xml:space="preserve">only tenant-a</w:t>
+              <w:t xml:space="preserve">tenant-a profiles only</w:t>
             </w:r>
           </w:p>
         </w:tc>
@@ -3539,7 +3678,93 @@
               <w:spacing w:after="0"/>
             </w:pPr>
             <w:r>
-              <w:t xml:space="preserve">tenant-a's key plus </w:t>
+              <w:t xml:space="preserve">Tenant A's view, tenant-c path</w:t>
+            </w:r>
+          </w:p>
+        </w:tc>
+        <w:tc>
+          <w:tcPr>
+            <w:tcW w:type="dxa" w:w="3546"/>
+            <w:tcMar>
+              <w:top w:type="dxa" w:w="70"/>
+              <w:left w:type="dxa" w:w="110"/>
+              <w:bottom w:type="dxa" w:w="70"/>
+              <w:right w:type="dxa" w:w="110"/>
+            </w:tcMar>
+          </w:tcPr>
+          <w:p>
+            <w:pPr>
+              <w:spacing w:after="0"/>
+            </w:pPr>
+            <w:r>
+              <w:t xml:space="preserve">tenant-c profiles only</w:t>
+            </w:r>
+          </w:p>
+        </w:tc>
+      </w:tr>
+      <w:tr>
+        <w:trPr>
+          <w:cantSplit/>
+        </w:trPr>
+        <w:tc>
+          <w:tcPr>
+            <w:tcW w:type="dxa" w:w="6200"/>
+            <w:tcMar>
+              <w:top w:type="dxa" w:w="70"/>
+              <w:left w:type="dxa" w:w="110"/>
+              <w:bottom w:type="dxa" w:w="70"/>
+              <w:right w:type="dxa" w:w="110"/>
+            </w:tcMar>
+          </w:tcPr>
+          <w:p>
+            <w:pPr>
+              <w:spacing w:after="0"/>
+            </w:pPr>
+            <w:r>
+              <w:t xml:space="preserve">Tenant C's view, a tenant-a path</w:t>
+            </w:r>
+          </w:p>
+        </w:tc>
+        <w:tc>
+          <w:tcPr>
+            <w:tcW w:type="dxa" w:w="3546"/>
+            <w:tcMar>
+              <w:top w:type="dxa" w:w="70"/>
+              <w:left w:type="dxa" w:w="110"/>
+              <w:bottom w:type="dxa" w:w="70"/>
+              <w:right w:type="dxa" w:w="110"/>
+            </w:tcMar>
+          </w:tcPr>
+          <w:p>
+            <w:pPr>
+              <w:spacing w:after="0"/>
+            </w:pPr>
+            <w:r>
+              <w:t xml:space="preserve">404: no such path</w:t>
+            </w:r>
+          </w:p>
+        </w:tc>
+      </w:tr>
+      <w:tr>
+        <w:trPr>
+          <w:cantSplit/>
+        </w:trPr>
+        <w:tc>
+          <w:tcPr>
+            <w:tcW w:type="dxa" w:w="6200"/>
+            <w:tcMar>
+              <w:top w:type="dxa" w:w="70"/>
+              <w:left w:type="dxa" w:w="110"/>
+              <w:bottom w:type="dxa" w:w="70"/>
+              <w:right w:type="dxa" w:w="110"/>
+            </w:tcMar>
+          </w:tcPr>
+          <w:p>
+            <w:pPr>
+              <w:spacing w:after="0"/>
+            </w:pPr>
+            <w:r>
+              <w:t xml:space="preserve">a request plus </w:t>
             </w:r>
             <w:r>
               <w:rPr>
@@ -3566,7 +3791,7 @@
               <w:spacing w:after="0"/>
             </w:pPr>
             <w:r>
-              <w:t xml:space="preserve">still only tenant-a</w:t>
+              <w:t xml:space="preserve">unchanged: the path wins</w:t>
             </w:r>
           </w:p>
         </w:tc>
@@ -3875,7 +4100,7 @@
           <w:sz w:val="16"/>
           <w:szCs w:val="16"/>
         </w:rPr>
-        <w:t xml:space="preserve">kubectl -n observability port-forward svc/obs-gateway 4040:4040 &amp;</w:t>
+        <w:t xml:space="preserve">kubectl -n observability port-forward svc/obs-gateway 8080:8080 &amp;</w:t>
       </w:r>
     </w:p>
     <w:p>
@@ -3947,7 +4172,7 @@
           <w:sz w:val="16"/>
           <w:szCs w:val="16"/>
         </w:rPr>
-        <w:t xml:space="preserve">curl -s -H "X-Api-Key: ${OBS_KEY_TENANT_A}" -X POST -H 'Content-Type: application/json' \</w:t>
+        <w:t xml:space="preserve">BODY="{\"name\":\"namespace\",\"start\":$(( (NOW-3600)*1000 )),\"end\":$(( NOW*1000 ))}"</w:t>
       </w:r>
     </w:p>
     <w:p>
@@ -3971,7 +4196,79 @@
           <w:sz w:val="16"/>
           <w:szCs w:val="16"/>
         </w:rPr>
-        <w:t xml:space="preserve">  -d "{\"name\":\"namespace\",\"start\":$(( (NOW-3600)*1000 )),\"end\":$(( NOW*1000 ))}" \</w:t>
+        <w:t xml:space="preserve">K="X-Api-Key: ${OBS_KEY_TENANT_A}"; Q=querier.v1.QuerierService/LabelValues</w:t>
+      </w:r>
+    </w:p>
+    <w:p>
+      <w:pPr>
+        <w:keepNext/>
+        <w:keepLines/>
+        <w:pBdr>
+          <w:top w:val="single" w:color="D0D7DE" w:sz="4" w:space="4"/>
+          <w:left w:val="single" w:color="D0D7DE" w:sz="4" w:space="4"/>
+          <w:bottom w:val="single" w:color="D0D7DE" w:sz="4" w:space="4"/>
+          <w:right w:val="single" w:color="D0D7DE" w:sz="4" w:space="4"/>
+        </w:pBdr>
+        <w:shd w:fill="F4F6F8" w:color="auto" w:val="clear"/>
+        <w:spacing w:after="0" w:before="0" w:line="240"/>
+        <w:ind w:left="100" w:right="100"/>
+      </w:pPr>
+      <w:r>
+        <w:rPr>
+          <w:rFonts w:ascii="Consolas" w:cs="Consolas" w:eastAsia="Consolas" w:hAnsi="Consolas"/>
+          <w:color w:val="24292F"/>
+          <w:sz w:val="16"/>
+          <w:szCs w:val="16"/>
+        </w:rPr>
+        <w:t xml:space="preserve">for t in tenant-a tenant-c; do           # both paths of Tenant A's view</w:t>
+      </w:r>
+    </w:p>
+    <w:p>
+      <w:pPr>
+        <w:keepNext/>
+        <w:keepLines/>
+        <w:pBdr>
+          <w:top w:val="single" w:color="D0D7DE" w:sz="4" w:space="4"/>
+          <w:left w:val="single" w:color="D0D7DE" w:sz="4" w:space="4"/>
+          <w:bottom w:val="single" w:color="D0D7DE" w:sz="4" w:space="4"/>
+          <w:right w:val="single" w:color="D0D7DE" w:sz="4" w:space="4"/>
+        </w:pBdr>
+        <w:shd w:fill="F4F6F8" w:color="auto" w:val="clear"/>
+        <w:spacing w:after="0" w:before="0" w:line="240"/>
+        <w:ind w:left="100" w:right="100"/>
+      </w:pPr>
+      <w:r>
+        <w:rPr>
+          <w:rFonts w:ascii="Consolas" w:cs="Consolas" w:eastAsia="Consolas" w:hAnsi="Consolas"/>
+          <w:color w:val="24292F"/>
+          <w:sz w:val="16"/>
+          <w:szCs w:val="16"/>
+        </w:rPr>
+        <w:t xml:space="preserve">  curl -s -H "$K" -X POST -H 'Content-Type: application/json' -d "$BODY" \</w:t>
+      </w:r>
+    </w:p>
+    <w:p>
+      <w:pPr>
+        <w:keepNext/>
+        <w:keepLines/>
+        <w:pBdr>
+          <w:top w:val="single" w:color="D0D7DE" w:sz="4" w:space="4"/>
+          <w:left w:val="single" w:color="D0D7DE" w:sz="4" w:space="4"/>
+          <w:bottom w:val="single" w:color="D0D7DE" w:sz="4" w:space="4"/>
+          <w:right w:val="single" w:color="D0D7DE" w:sz="4" w:space="4"/>
+        </w:pBdr>
+        <w:shd w:fill="F4F6F8" w:color="auto" w:val="clear"/>
+        <w:spacing w:after="0" w:before="0" w:line="240"/>
+        <w:ind w:left="100" w:right="100"/>
+      </w:pPr>
+      <w:r>
+        <w:rPr>
+          <w:rFonts w:ascii="Consolas" w:cs="Consolas" w:eastAsia="Consolas" w:hAnsi="Consolas"/>
+          <w:color w:val="24292F"/>
+          <w:sz w:val="16"/>
+          <w:szCs w:val="16"/>
+        </w:rPr>
+        <w:t xml:space="preserve">    "http://127.0.0.1:8080/tenant-a/pyroscope/$t/$Q" | jq -c .names</w:t>
       </w:r>
     </w:p>
     <w:p>
@@ -3995,7 +4292,7 @@
           <w:sz w:val="16"/>
           <w:szCs w:val="16"/>
         </w:rPr>
-        <w:t xml:space="preserve">  http://127.0.0.1:4040/querier.v1.QuerierService/LabelValues | jq .names</w:t>
+        <w:t xml:space="preserve">done</w:t>
       </w:r>
     </w:p>
     <w:p>
@@ -4426,7 +4723,7 @@
               <w:spacing w:after="0"/>
             </w:pPr>
             <w:r>
-              <w:t xml:space="preserve">Data source test fails with 401</w:t>
+              <w:t xml:space="preserve">Data source test fails with 401 or 404</w:t>
             </w:r>
           </w:p>
         </w:tc>
@@ -4445,7 +4742,7 @@
               <w:spacing w:after="0"/>
             </w:pPr>
             <w:r>
-              <w:t xml:space="preserve">The key in the data source does not match the gateway's Secret.</w:t>
+              <w:t xml:space="preserve">The key is not the one for that org's view, or the path names a tenant the view doesn't cover.</w:t>
             </w:r>
           </w:p>
         </w:tc>
@@ -4815,7 +5112,22 @@
         <w:t xml:space="preserve">platform</w:t>
       </w:r>
       <w:r>
-        <w:t xml:space="preserve"> tenant, which only the Platform org can query.</w:t>
+        <w:t xml:space="preserve"> tenant, and her view has no path for it.</w:t>
+      </w:r>
+    </w:p>
+    <w:p>
+      <w:pPr>
+        <w:spacing w:after="140"/>
+      </w:pPr>
+      <w:r>
+        <w:rPr>
+          <w:b/>
+          <w:bCs/>
+        </w:rPr>
+        <w:t xml:space="preserve">Why two Pyroscope data sources in Tenant A's org?</w:t>
+      </w:r>
+      <w:r>
+        <w:t xml:space="preserve"> Pyroscope answers for one tenant per request, so each tenant an org may see gets its own data source and its own path on the gateway.</w:t>
       </w:r>
     </w:p>
     <w:p>
